--- a/Fase 1/Evidencias Proyecto/SegurIA-LPR_Mapa_Mental.docx
+++ b/Fase 1/Evidencias Proyecto/SegurIA-LPR_Mapa_Mental.docx
@@ -21,31 +21,8 @@
           <w:szCs w:val="72"/>
         </w:rPr>
         <w:t>Mapa Mental</w:t>
-      </w:r>
-      <w:r>
-        <w:rPr>
-          <w:color w:val="2F5496"/>
-          <w:sz w:val="72"/>
-          <w:szCs w:val="72"/>
-        </w:rPr>
         <w:br/>
-        <w:t>“</w:t>
-      </w:r>
-      <w:r>
-        <w:rPr>
-          <w:color w:val="2F5496"/>
-          <w:sz w:val="72"/>
-          <w:szCs w:val="72"/>
-        </w:rPr>
-        <w:t>SegurIA-LPR</w:t>
-      </w:r>
-      <w:r>
-        <w:rPr>
-          <w:color w:val="2F5496"/>
-          <w:sz w:val="72"/>
-          <w:szCs w:val="72"/>
-        </w:rPr>
-        <w:t>”</w:t>
+        <w:t>“SegurIA-LPR”</w:t>
       </w:r>
     </w:p>
     <w:p>
@@ -86,39 +63,7 @@
           <w:sz w:val="24"/>
           <w:szCs w:val="24"/>
         </w:rPr>
-        <w:t xml:space="preserve">Documento, desarrollo </w:t>
-      </w:r>
-      <w:r>
-        <w:rPr>
-          <w:color w:val="000000"/>
-          <w:sz w:val="24"/>
-          <w:szCs w:val="24"/>
-        </w:rPr>
-        <w:t>Mapa Mental</w:t>
-      </w:r>
-      <w:r>
-        <w:rPr>
-          <w:color w:val="000000"/>
-          <w:sz w:val="24"/>
-          <w:szCs w:val="24"/>
-        </w:rPr>
-        <w:t xml:space="preserve"> “</w:t>
-      </w:r>
-      <w:r>
-        <w:rPr>
-          <w:color w:val="000000"/>
-          <w:sz w:val="24"/>
-          <w:szCs w:val="24"/>
-        </w:rPr>
-        <w:t>SegurIA-LPR</w:t>
-      </w:r>
-      <w:r>
-        <w:rPr>
-          <w:color w:val="000000"/>
-          <w:sz w:val="24"/>
-          <w:szCs w:val="24"/>
-        </w:rPr>
-        <w:t>”.</w:t>
+        <w:t xml:space="preserve">Documento, desarrollo Mapa Mental “SegurIA-LPR”.</w:t>
       </w:r>
     </w:p>
     <w:p/>
@@ -157,13 +102,7 @@
             <w:rPr>
               <w:lang w:val="es-ES"/>
             </w:rPr>
-            <w:t>Í</w:t>
-          </w:r>
-          <w:r>
-            <w:rPr>
-              <w:lang w:val="es-ES"/>
-            </w:rPr>
-            <w:t>ndice</w:t>
+            <w:t>Índice</w:t>
           </w:r>
         </w:p>
         <w:p>
@@ -178,11 +117,7 @@
           </w:pPr>
           <w:r>
             <w:fldChar w:fldCharType="begin"/>
-          </w:r>
-          <w:r>
             <w:instrText xml:space="preserve"> TOC \o "1-3" \h \z \u </w:instrText>
-          </w:r>
-          <w:r>
             <w:fldChar w:fldCharType="separate"/>
           </w:r>
           <w:hyperlink w:anchor="_Toc241364795" w:history="1">
@@ -203,46 +138,10 @@
                 <w:webHidden/>
               </w:rPr>
               <w:tab/>
-            </w:r>
-            <w:r>
-              <w:rPr>
-                <w:noProof/>
-                <w:webHidden/>
-              </w:rPr>
               <w:fldChar w:fldCharType="begin"/>
-            </w:r>
-            <w:r>
-              <w:rPr>
-                <w:noProof/>
-                <w:webHidden/>
-              </w:rPr>
               <w:instrText xml:space="preserve"> PAGEREF _Toc241364795 \h </w:instrText>
-            </w:r>
-            <w:r>
-              <w:rPr>
-                <w:noProof/>
-                <w:webHidden/>
-              </w:rPr>
-            </w:r>
-            <w:r>
-              <w:rPr>
-                <w:noProof/>
-                <w:webHidden/>
-              </w:rPr>
               <w:fldChar w:fldCharType="separate"/>
-            </w:r>
-            <w:r>
-              <w:rPr>
-                <w:noProof/>
-                <w:webHidden/>
-              </w:rPr>
               <w:t>3</w:t>
-            </w:r>
-            <w:r>
-              <w:rPr>
-                <w:noProof/>
-                <w:webHidden/>
-              </w:rPr>
               <w:fldChar w:fldCharType="end"/>
             </w:r>
           </w:hyperlink>
@@ -275,46 +174,10 @@
                 <w:webHidden/>
               </w:rPr>
               <w:tab/>
-            </w:r>
-            <w:r>
-              <w:rPr>
-                <w:noProof/>
-                <w:webHidden/>
-              </w:rPr>
               <w:fldChar w:fldCharType="begin"/>
-            </w:r>
-            <w:r>
-              <w:rPr>
-                <w:noProof/>
-                <w:webHidden/>
-              </w:rPr>
               <w:instrText xml:space="preserve"> PAGEREF _Toc241364796 \h </w:instrText>
-            </w:r>
-            <w:r>
-              <w:rPr>
-                <w:noProof/>
-                <w:webHidden/>
-              </w:rPr>
-            </w:r>
-            <w:r>
-              <w:rPr>
-                <w:noProof/>
-                <w:webHidden/>
-              </w:rPr>
               <w:fldChar w:fldCharType="separate"/>
-            </w:r>
-            <w:r>
-              <w:rPr>
-                <w:noProof/>
-                <w:webHidden/>
-              </w:rPr>
               <w:t>3</w:t>
-            </w:r>
-            <w:r>
-              <w:rPr>
-                <w:noProof/>
-                <w:webHidden/>
-              </w:rPr>
               <w:fldChar w:fldCharType="end"/>
             </w:r>
           </w:hyperlink>
@@ -347,46 +210,10 @@
                 <w:webHidden/>
               </w:rPr>
               <w:tab/>
-            </w:r>
-            <w:r>
-              <w:rPr>
-                <w:noProof/>
-                <w:webHidden/>
-              </w:rPr>
               <w:fldChar w:fldCharType="begin"/>
-            </w:r>
-            <w:r>
-              <w:rPr>
-                <w:noProof/>
-                <w:webHidden/>
-              </w:rPr>
               <w:instrText xml:space="preserve"> PAGEREF _Toc241364797 \h </w:instrText>
-            </w:r>
-            <w:r>
-              <w:rPr>
-                <w:noProof/>
-                <w:webHidden/>
-              </w:rPr>
-            </w:r>
-            <w:r>
-              <w:rPr>
-                <w:noProof/>
-                <w:webHidden/>
-              </w:rPr>
               <w:fldChar w:fldCharType="separate"/>
-            </w:r>
-            <w:r>
-              <w:rPr>
-                <w:noProof/>
-                <w:webHidden/>
-              </w:rPr>
               <w:t>4</w:t>
-            </w:r>
-            <w:r>
-              <w:rPr>
-                <w:noProof/>
-                <w:webHidden/>
-              </w:rPr>
               <w:fldChar w:fldCharType="end"/>
             </w:r>
           </w:hyperlink>
@@ -417,46 +244,10 @@
                 <w:webHidden/>
               </w:rPr>
               <w:tab/>
-            </w:r>
-            <w:r>
-              <w:rPr>
-                <w:noProof/>
-                <w:webHidden/>
-              </w:rPr>
               <w:fldChar w:fldCharType="begin"/>
-            </w:r>
-            <w:r>
-              <w:rPr>
-                <w:noProof/>
-                <w:webHidden/>
-              </w:rPr>
               <w:instrText xml:space="preserve"> PAGEREF _Toc241364798 \h </w:instrText>
-            </w:r>
-            <w:r>
-              <w:rPr>
-                <w:noProof/>
-                <w:webHidden/>
-              </w:rPr>
-            </w:r>
-            <w:r>
-              <w:rPr>
-                <w:noProof/>
-                <w:webHidden/>
-              </w:rPr>
               <w:fldChar w:fldCharType="separate"/>
-            </w:r>
-            <w:r>
-              <w:rPr>
-                <w:noProof/>
-                <w:webHidden/>
-              </w:rPr>
               <w:t>4</w:t>
-            </w:r>
-            <w:r>
-              <w:rPr>
-                <w:noProof/>
-                <w:webHidden/>
-              </w:rPr>
               <w:fldChar w:fldCharType="end"/>
             </w:r>
           </w:hyperlink>
@@ -487,46 +278,10 @@
                 <w:webHidden/>
               </w:rPr>
               <w:tab/>
-            </w:r>
-            <w:r>
-              <w:rPr>
-                <w:noProof/>
-                <w:webHidden/>
-              </w:rPr>
               <w:fldChar w:fldCharType="begin"/>
-            </w:r>
-            <w:r>
-              <w:rPr>
-                <w:noProof/>
-                <w:webHidden/>
-              </w:rPr>
               <w:instrText xml:space="preserve"> PAGEREF _Toc241364799 \h </w:instrText>
-            </w:r>
-            <w:r>
-              <w:rPr>
-                <w:noProof/>
-                <w:webHidden/>
-              </w:rPr>
-            </w:r>
-            <w:r>
-              <w:rPr>
-                <w:noProof/>
-                <w:webHidden/>
-              </w:rPr>
               <w:fldChar w:fldCharType="separate"/>
-            </w:r>
-            <w:r>
-              <w:rPr>
-                <w:noProof/>
-                <w:webHidden/>
-              </w:rPr>
               <w:t>4</w:t>
-            </w:r>
-            <w:r>
-              <w:rPr>
-                <w:noProof/>
-                <w:webHidden/>
-              </w:rPr>
               <w:fldChar w:fldCharType="end"/>
             </w:r>
           </w:hyperlink>
@@ -557,46 +312,10 @@
                 <w:webHidden/>
               </w:rPr>
               <w:tab/>
-            </w:r>
-            <w:r>
-              <w:rPr>
-                <w:noProof/>
-                <w:webHidden/>
-              </w:rPr>
               <w:fldChar w:fldCharType="begin"/>
-            </w:r>
-            <w:r>
-              <w:rPr>
-                <w:noProof/>
-                <w:webHidden/>
-              </w:rPr>
               <w:instrText xml:space="preserve"> PAGEREF _Toc241364800 \h </w:instrText>
-            </w:r>
-            <w:r>
-              <w:rPr>
-                <w:noProof/>
-                <w:webHidden/>
-              </w:rPr>
-            </w:r>
-            <w:r>
-              <w:rPr>
-                <w:noProof/>
-                <w:webHidden/>
-              </w:rPr>
               <w:fldChar w:fldCharType="separate"/>
-            </w:r>
-            <w:r>
-              <w:rPr>
-                <w:noProof/>
-                <w:webHidden/>
-              </w:rPr>
               <w:t>4</w:t>
-            </w:r>
-            <w:r>
-              <w:rPr>
-                <w:noProof/>
-                <w:webHidden/>
-              </w:rPr>
               <w:fldChar w:fldCharType="end"/>
             </w:r>
           </w:hyperlink>
@@ -627,46 +346,10 @@
                 <w:webHidden/>
               </w:rPr>
               <w:tab/>
-            </w:r>
-            <w:r>
-              <w:rPr>
-                <w:noProof/>
-                <w:webHidden/>
-              </w:rPr>
               <w:fldChar w:fldCharType="begin"/>
-            </w:r>
-            <w:r>
-              <w:rPr>
-                <w:noProof/>
-                <w:webHidden/>
-              </w:rPr>
               <w:instrText xml:space="preserve"> PAGEREF _Toc241364801 \h </w:instrText>
-            </w:r>
-            <w:r>
-              <w:rPr>
-                <w:noProof/>
-                <w:webHidden/>
-              </w:rPr>
-            </w:r>
-            <w:r>
-              <w:rPr>
-                <w:noProof/>
-                <w:webHidden/>
-              </w:rPr>
               <w:fldChar w:fldCharType="separate"/>
-            </w:r>
-            <w:r>
-              <w:rPr>
-                <w:noProof/>
-                <w:webHidden/>
-              </w:rPr>
               <w:t>4</w:t>
-            </w:r>
-            <w:r>
-              <w:rPr>
-                <w:noProof/>
-                <w:webHidden/>
-              </w:rPr>
               <w:fldChar w:fldCharType="end"/>
             </w:r>
           </w:hyperlink>
@@ -697,46 +380,10 @@
                 <w:webHidden/>
               </w:rPr>
               <w:tab/>
-            </w:r>
-            <w:r>
-              <w:rPr>
-                <w:noProof/>
-                <w:webHidden/>
-              </w:rPr>
               <w:fldChar w:fldCharType="begin"/>
-            </w:r>
-            <w:r>
-              <w:rPr>
-                <w:noProof/>
-                <w:webHidden/>
-              </w:rPr>
               <w:instrText xml:space="preserve"> PAGEREF _Toc241364802 \h </w:instrText>
-            </w:r>
-            <w:r>
-              <w:rPr>
-                <w:noProof/>
-                <w:webHidden/>
-              </w:rPr>
-            </w:r>
-            <w:r>
-              <w:rPr>
-                <w:noProof/>
-                <w:webHidden/>
-              </w:rPr>
               <w:fldChar w:fldCharType="separate"/>
-            </w:r>
-            <w:r>
-              <w:rPr>
-                <w:noProof/>
-                <w:webHidden/>
-              </w:rPr>
               <w:t>5</w:t>
-            </w:r>
-            <w:r>
-              <w:rPr>
-                <w:noProof/>
-                <w:webHidden/>
-              </w:rPr>
               <w:fldChar w:fldCharType="end"/>
             </w:r>
           </w:hyperlink>
@@ -767,46 +414,10 @@
                 <w:webHidden/>
               </w:rPr>
               <w:tab/>
-            </w:r>
-            <w:r>
-              <w:rPr>
-                <w:noProof/>
-                <w:webHidden/>
-              </w:rPr>
               <w:fldChar w:fldCharType="begin"/>
-            </w:r>
-            <w:r>
-              <w:rPr>
-                <w:noProof/>
-                <w:webHidden/>
-              </w:rPr>
               <w:instrText xml:space="preserve"> PAGEREF _Toc241364803 \h </w:instrText>
-            </w:r>
-            <w:r>
-              <w:rPr>
-                <w:noProof/>
-                <w:webHidden/>
-              </w:rPr>
-            </w:r>
-            <w:r>
-              <w:rPr>
-                <w:noProof/>
-                <w:webHidden/>
-              </w:rPr>
               <w:fldChar w:fldCharType="separate"/>
-            </w:r>
-            <w:r>
-              <w:rPr>
-                <w:noProof/>
-                <w:webHidden/>
-              </w:rPr>
               <w:t>5</w:t>
-            </w:r>
-            <w:r>
-              <w:rPr>
-                <w:noProof/>
-                <w:webHidden/>
-              </w:rPr>
               <w:fldChar w:fldCharType="end"/>
             </w:r>
           </w:hyperlink>
@@ -970,7 +581,7 @@
           </w:tcPr>
           <w:p>
             <w:r>
-              <w:t>1.0</w:t>
+              <w:t xml:space="preserve">1.1</w:t>
             </w:r>
           </w:p>
         </w:tc>
@@ -996,19 +607,7 @@
           <w:sz w:val="32"/>
           <w:szCs w:val="32"/>
         </w:rPr>
-        <w:t>Propósito del documento</w:t>
-      </w:r>
-      <w:r>
-        <w:rPr>
-          <w:b/>
-          <w:bCs/>
-          <w:i/>
-          <w:iCs/>
-          <w:color w:val="000000"/>
-          <w:sz w:val="32"/>
-          <w:szCs w:val="32"/>
-        </w:rPr>
-        <w:t xml:space="preserve"> (Mapa Mental)</w:t>
+        <w:t xml:space="preserve">Propósito del documento (Mapa Mental)</w:t>
       </w:r>
       <w:bookmarkEnd w:id="1"/>
     </w:p>
@@ -1115,14 +714,7 @@
           <w:i/>
           <w:iCs/>
         </w:rPr>
-        <w:t xml:space="preserve">Nodo Central: </w:t>
-      </w:r>
-      <w:r>
-        <w:rPr>
-          <w:i/>
-          <w:iCs/>
-        </w:rPr>
-        <w:t>SegurIA-LPR</w:t>
+        <w:t xml:space="preserve">Nodo Central: SegurIA-LPR</w:t>
       </w:r>
       <w:bookmarkEnd w:id="3"/>
     </w:p>
@@ -1135,15 +727,7 @@
         </w:numPr>
       </w:pPr>
       <w:r>
-        <w:t xml:space="preserve">Definición: Plataforma web </w:t>
-      </w:r>
-      <w:proofErr w:type="spellStart"/>
-      <w:r>
-        <w:t>multi-tenant</w:t>
-      </w:r>
-      <w:proofErr w:type="spellEnd"/>
-      <w:r>
-        <w:t xml:space="preserve"> de control de acceso vehicular basada en reconocimiento automático de patentes (LPR) para condominios y edificios habitacionales.</w:t>
+        <w:t xml:space="preserve">Definición: Plataforma web multi-tenant de control de acceso vehicular basada en reconocimiento automático de patentes (LPR) para condominios y edificios habitacionales.</w:t>
       </w:r>
     </w:p>
     <w:p>
@@ -1160,14 +744,7 @@
           <w:i/>
           <w:iCs/>
         </w:rPr>
-        <w:t xml:space="preserve">Nodo Principal 1: </w:t>
-      </w:r>
-      <w:r>
-        <w:rPr>
-          <w:i/>
-          <w:iCs/>
-        </w:rPr>
-        <w:t>Problema, Necesidad y Propuesta de Valor</w:t>
+        <w:t xml:space="preserve">Nodo Principal 1: Problema, Necesidad y Propuesta de Valor</w:t>
       </w:r>
       <w:bookmarkEnd w:id="4"/>
     </w:p>
@@ -1204,15 +781,7 @@
         </w:numPr>
       </w:pPr>
       <w:r>
-        <w:t xml:space="preserve">Propuesta de Valor: Automatización del control de acceso mediante LPR </w:t>
-      </w:r>
-      <w:proofErr w:type="spellStart"/>
-      <w:r>
-        <w:t>multi-tenant</w:t>
-      </w:r>
-      <w:proofErr w:type="spellEnd"/>
-      <w:r>
-        <w:t>, alertas en tiempo real, gestión autónoma de visitas por 24 horas y reducción radical de costos al evitar cámaras LPR comerciales especializadas.</w:t>
+        <w:t xml:space="preserve">Propuesta de Valor: Automatización del control de acceso mediante LPR multi-tenant, alertas en tiempo real, gestión autónoma de vehículos propios y visitas por 24 horas, y reducción radical de costos al evitar cámaras LPR comerciales especializadas.</w:t>
       </w:r>
     </w:p>
     <w:p>
@@ -1229,14 +798,7 @@
           <w:i/>
           <w:iCs/>
         </w:rPr>
-        <w:t xml:space="preserve">Nodo Principal 2: </w:t>
-      </w:r>
-      <w:r>
-        <w:rPr>
-          <w:i/>
-          <w:iCs/>
-        </w:rPr>
-        <w:t>Arquitectura Conceptual y Pipeline Técnico</w:t>
+        <w:t xml:space="preserve">Nodo Principal 2: Arquitectura Conceptual y Pipeline Técnico</w:t>
       </w:r>
       <w:bookmarkEnd w:id="5"/>
     </w:p>
@@ -1261,7 +823,7 @@
         </w:numPr>
       </w:pPr>
       <w:r>
-        <w:t>Capa 2 (Procesamiento de Borde / Edge): Raspberry Pi 4 (4GB) que ejecuta el pipeline LPR:</w:t>
+        <w:t xml:space="preserve">Capa 2 (Procesamiento de Borde / Edge): Raspberry Pi 4 (4GB) que ejecuta el pipeline LPR y valida la patente contra una copia local sincronizada de los vehículos autorizados:</w:t>
       </w:r>
     </w:p>
     <w:p>
@@ -1273,15 +835,7 @@
         </w:numPr>
       </w:pPr>
       <w:r>
-        <w:t>Detección de patente: Modelo YOLOv8 fine-</w:t>
-      </w:r>
-      <w:proofErr w:type="spellStart"/>
-      <w:r>
-        <w:t>tuned</w:t>
-      </w:r>
-      <w:proofErr w:type="spellEnd"/>
-      <w:r>
-        <w:t>.</w:t>
+        <w:t xml:space="preserve">Detección de vehículo y patente: Modelo YOLOv8 fine-tuned.</w:t>
       </w:r>
     </w:p>
     <w:p>
@@ -1293,23 +847,7 @@
         </w:numPr>
       </w:pPr>
       <w:r>
-        <w:t>Extracción de texto: Motor OCR (</w:t>
-      </w:r>
-      <w:proofErr w:type="spellStart"/>
-      <w:r>
-        <w:t>Tesseract</w:t>
-      </w:r>
-      <w:proofErr w:type="spellEnd"/>
-      <w:r>
-        <w:t xml:space="preserve"> / </w:t>
-      </w:r>
-      <w:proofErr w:type="spellStart"/>
-      <w:r>
-        <w:t>EasyOCR</w:t>
-      </w:r>
-      <w:proofErr w:type="spellEnd"/>
-      <w:r>
-        <w:t>).</w:t>
+        <w:t xml:space="preserve">Extracción de texto: Motor de OCR.</w:t>
       </w:r>
     </w:p>
     <w:p>
@@ -1321,15 +859,7 @@
         </w:numPr>
       </w:pPr>
       <w:r>
-        <w:t>Validación de sintaxis: Expresiones regulares (</w:t>
-      </w:r>
-      <w:proofErr w:type="spellStart"/>
-      <w:r>
-        <w:t>Regex</w:t>
-      </w:r>
-      <w:proofErr w:type="spellEnd"/>
-      <w:r>
-        <w:t>) ajustadas al formato de patente chilena.</w:t>
+        <w:t>Validación de sintaxis: Expresiones regulares (Regex) ajustadas al formato de patente chilena.</w:t>
       </w:r>
     </w:p>
     <w:p>
@@ -1341,15 +871,7 @@
         </w:numPr>
       </w:pPr>
       <w:r>
-        <w:t xml:space="preserve">Capa 3 (Backend y Almacenamiento): Servidor Backend centralizado conectado a Base de Datos PostgreSQL con soporte </w:t>
-      </w:r>
-      <w:proofErr w:type="spellStart"/>
-      <w:r>
-        <w:t>multi-tenant</w:t>
-      </w:r>
-      <w:proofErr w:type="spellEnd"/>
-      <w:r>
-        <w:t xml:space="preserve"> aislado por recinto.</w:t>
+        <w:t xml:space="preserve">Capa 3 (Backend y Almacenamiento): Backend en Node.js con Express.js, alojado en Render y conectado a una base de datos PostgreSQL con soporte multi-tenant aislado por recinto; las imágenes capturadas se almacenan en Cloudinary.</w:t>
       </w:r>
     </w:p>
     <w:p>
@@ -1361,15 +883,7 @@
         </w:numPr>
       </w:pPr>
       <w:r>
-        <w:t xml:space="preserve">Capa 4 (Plataforma Web / Frontend): Interfaz web unificada servida por HTTPS con vistas diferenciadas y canal de comunicación en tiempo real mediante </w:t>
-      </w:r>
-      <w:proofErr w:type="spellStart"/>
-      <w:r>
-        <w:t>WebSockets</w:t>
-      </w:r>
-      <w:proofErr w:type="spellEnd"/>
-      <w:r>
-        <w:t>.</w:t>
+        <w:t xml:space="preserve">Capa 4 (Plataforma Web / Frontend): Interfaz web unificada alojada en Netlify y servida por HTTPS, con vistas diferenciadas y comunicación en tiempo real mediante Socket.io (WebSocket).</w:t>
       </w:r>
     </w:p>
     <w:p>
@@ -1386,14 +900,7 @@
           <w:i/>
           <w:iCs/>
         </w:rPr>
-        <w:t xml:space="preserve">Nodo Principal 3: </w:t>
-      </w:r>
-      <w:r>
-        <w:rPr>
-          <w:i/>
-          <w:iCs/>
-        </w:rPr>
-        <w:t>Módulos Funcionales por Rol</w:t>
+        <w:t xml:space="preserve">Nodo Principal 3: Módulos Funcionales por Rol</w:t>
       </w:r>
       <w:bookmarkEnd w:id="6"/>
     </w:p>
@@ -1406,7 +913,7 @@
         </w:numPr>
       </w:pPr>
       <w:r>
-        <w:t>Módulo Administrador: Carga inicial y gestión de recintos, usuarios y vehículos autorizados.</w:t>
+        <w:t xml:space="preserve">Módulo Administrador: Carga y gestión en dos niveles: el Administrador SegurIA-LPR crea los recintos y sus administradores, y gestiona los accesos; el Administrador de recinto gestiona usuarios y vehículos autorizados, y revisa los cambios de los propietarios a partir de la auditoría.</w:t>
       </w:r>
     </w:p>
     <w:p>
@@ -1418,7 +925,7 @@
         </w:numPr>
       </w:pPr>
       <w:r>
-        <w:t>Módulo Propietario: Gestión de vehículos propios y registro autónomo de visitas con vigencia acotada a 24 horas.</w:t>
+        <w:t xml:space="preserve">Módulo Propietario: Registro de vehículos propios y registro autónomo de visitas con vigencia acotada a 24 horas.</w:t>
       </w:r>
     </w:p>
     <w:p>
@@ -1430,15 +937,7 @@
         </w:numPr>
       </w:pPr>
       <w:r>
-        <w:t>Módulo Guardia: Recepción de alertas en tiempo real (</w:t>
-      </w:r>
-      <w:proofErr w:type="spellStart"/>
-      <w:r>
-        <w:t>WebSocket</w:t>
-      </w:r>
-      <w:proofErr w:type="spellEnd"/>
-      <w:r>
-        <w:t>) ante vehículos no reconocidos/no autorizados y gestión de verificación.</w:t>
+        <w:t xml:space="preserve">Módulo Guardia: Recepción de alertas en tiempo real (Socket.io / WebSocket), junto con la imagen capturada, ante vehículos no reconocidos/no autorizados, y registro de la gestión de cada alerta.</w:t>
       </w:r>
     </w:p>
     <w:p>
@@ -1450,23 +949,7 @@
         </w:numPr>
       </w:pPr>
       <w:r>
-        <w:t xml:space="preserve">Módulo de Registro e Histórico: Almacenamiento de eventos en la entidad </w:t>
-      </w:r>
-      <w:proofErr w:type="spellStart"/>
-      <w:r>
-        <w:t>RegistroAcceso</w:t>
-      </w:r>
-      <w:proofErr w:type="spellEnd"/>
-      <w:r>
-        <w:t xml:space="preserve"> (patente, </w:t>
-      </w:r>
-      <w:proofErr w:type="spellStart"/>
-      <w:r>
-        <w:t>timestamp</w:t>
-      </w:r>
-      <w:proofErr w:type="spellEnd"/>
-      <w:r>
-        <w:t>, resultado e imagen) y trazabilidad/auditoría del sistema.</w:t>
+        <w:t xml:space="preserve">Módulo de Registro e Histórico: Almacenamiento de eventos en la entidad RegistroAcceso (patente, timestamp, resultado e imagen, esta última alojada en Cloudinary y eliminada a los 60 días) y trazabilidad/auditoría del sistema.</w:t>
       </w:r>
     </w:p>
     <w:p/>
@@ -1486,14 +969,7 @@
           <w:iCs/>
         </w:rPr>
         <w:lastRenderedPageBreak/>
-        <w:t xml:space="preserve">Nodo Principal 4: </w:t>
-      </w:r>
-      <w:r>
-        <w:rPr>
-          <w:i/>
-          <w:iCs/>
-        </w:rPr>
-        <w:t>Estructura del Squad y Roles Técnico-Operativos</w:t>
+        <w:t xml:space="preserve">Nodo Principal 4: Estructura del Squad y Roles Técnico-Operativos</w:t>
       </w:r>
       <w:bookmarkEnd w:id="7"/>
     </w:p>
@@ -1506,15 +982,7 @@
         </w:numPr>
       </w:pPr>
       <w:r>
-        <w:t xml:space="preserve">Brandon Israel Cayuela Herrera: Project Manager / Full Stack &amp; Backend Lead (PostgreSQL, autenticación por roles, plataforma web, servicio </w:t>
-      </w:r>
-      <w:proofErr w:type="spellStart"/>
-      <w:r>
-        <w:t>WebSocket</w:t>
-      </w:r>
-      <w:proofErr w:type="spellEnd"/>
-      <w:r>
-        <w:t>).</w:t>
+        <w:t xml:space="preserve">Brandon Israel Cayuela Herrera: Project Manager / Full Stack &amp; Backend Lead (backend Node.js, autenticación por roles, plataforma web, Socket.io y plataformas de despliegue Render, Netlify y Cloudinary).</w:t>
       </w:r>
     </w:p>
     <w:p>
@@ -1526,43 +994,7 @@
         </w:numPr>
       </w:pPr>
       <w:r>
-        <w:t xml:space="preserve">Erick Daniel Quinchavil Flores: ML Engineer / Data &amp; Hardware </w:t>
-      </w:r>
-      <w:proofErr w:type="spellStart"/>
-      <w:r>
-        <w:t>Integration</w:t>
-      </w:r>
-      <w:proofErr w:type="spellEnd"/>
-      <w:r>
-        <w:t xml:space="preserve"> Lead (</w:t>
-      </w:r>
-      <w:r>
-        <w:t>Modelo de datos MER</w:t>
-      </w:r>
-      <w:r>
-        <w:t xml:space="preserve"> </w:t>
-      </w:r>
-      <w:r>
-        <w:t>, c</w:t>
-      </w:r>
-      <w:r>
-        <w:t xml:space="preserve">aptura Cámara Tapo C310, pipeline YOLOv8 + OCR + </w:t>
-      </w:r>
-      <w:proofErr w:type="spellStart"/>
-      <w:r>
-        <w:t>Regex</w:t>
-      </w:r>
-      <w:proofErr w:type="spellEnd"/>
-      <w:r>
-        <w:t xml:space="preserve">, entorno Raspberry Pi 4, curaduría de </w:t>
-      </w:r>
-      <w:proofErr w:type="spellStart"/>
-      <w:r>
-        <w:t>dataset</w:t>
-      </w:r>
-      <w:proofErr w:type="spellEnd"/>
-      <w:r>
-        <w:t xml:space="preserve"> CC BY 4.0).</w:t>
+        <w:t xml:space="preserve">Erick Daniel Quinchavil Flores: ML Engineer / Data &amp; Hardware Integration Lead (diseño e implementación del modelo de datos MER en PostgreSQL, captura Cámara Tapo C310, pipeline YOLOv8 + OCR + Regex, entorno Raspberry Pi 4, curaduría de dataset CC BY 4.0).</w:t>
       </w:r>
     </w:p>
     <w:p>
@@ -1574,15 +1006,7 @@
         </w:numPr>
       </w:pPr>
       <w:r>
-        <w:t xml:space="preserve">Metodología y Control: Scrum en </w:t>
-      </w:r>
-      <w:proofErr w:type="spellStart"/>
-      <w:r>
-        <w:t>Sprints</w:t>
-      </w:r>
-      <w:proofErr w:type="spellEnd"/>
-      <w:r>
-        <w:t xml:space="preserve"> de 2 semanas, sincronización vía Daily Minutas y repositorio en GitHub.</w:t>
+        <w:t xml:space="preserve">Metodología y Control: Scrum con planificación en las semanas 1 a 4 y Sprints de 2 semanas (Sprint 5 de 1 semana), seguimiento diario del avance de sprints e historias de usuario en Jira, retrospectiva por sprint y repositorio en GitHub.</w:t>
       </w:r>
     </w:p>
     <w:p>
@@ -1599,14 +1023,7 @@
           <w:i/>
           <w:iCs/>
         </w:rPr>
-        <w:t xml:space="preserve">Nodo Principal 5: </w:t>
-      </w:r>
-      <w:r>
-        <w:rPr>
-          <w:i/>
-          <w:iCs/>
-        </w:rPr>
-        <w:t>Marco de Control (Restricciones, Supuestos y Alcance)</w:t>
+        <w:t xml:space="preserve">Nodo Principal 5: Marco de Control (Restricciones, Supuestos y Alcance)</w:t>
       </w:r>
       <w:bookmarkEnd w:id="8"/>
     </w:p>
@@ -1619,23 +1036,19 @@
         </w:numPr>
       </w:pPr>
       <w:r>
-        <w:t xml:space="preserve">Restricciones: Ley </w:t>
-      </w:r>
-      <w:proofErr w:type="spellStart"/>
-      <w:r>
-        <w:t>N°</w:t>
-      </w:r>
-      <w:proofErr w:type="spellEnd"/>
-      <w:r>
-        <w:t xml:space="preserve"> 19.628 (Protección de datos personales), plazo académico de 18 semanas, hardware limitado a cámara Tapo C310 y Raspberry Pi 4, dedicación de 10-15 </w:t>
-      </w:r>
-      <w:proofErr w:type="spellStart"/>
-      <w:r>
-        <w:t>hrs</w:t>
-      </w:r>
-      <w:proofErr w:type="spellEnd"/>
-      <w:r>
-        <w:t>/semana fuera de aula.</w:t>
+        <w:t xml:space="preserve">Restricciones: Ley N° 19.628 (protección de datos personales), plazo académico de 18 semanas, hardware de bajo costo (cámara Tapo C310 y Raspberry Pi 4), planes gratuitos de alojamiento en el entorno de pruebas y dedicación de 10-15 hrs/semana fuera de aula.</w:t>
+      </w:r>
+    </w:p>
+    <w:p>
+      <w:pPr>
+        <w:pStyle w:val="Prrafodelista"/>
+        <w:numPr>
+          <w:ilvl w:val="0"/>
+          <w:numId w:val="4"/>
+        </w:numPr>
+      </w:pPr>
+      <w:r>
+        <w:t xml:space="preserve">Supuestos: El dataset público bajo licencia CC BY 4.0 es representativo para el entrenamiento, y el ajuste fino (fine-tuning) de YOLOv8 reduce el tiempo y costo computacional frente a un entrenamiento desde cero.</w:t>
       </w:r>
     </w:p>
     <w:p>
